--- a/reports/四川生物医药产业集团创新事业部政策信息简报_20260921.docx
+++ b/reports/四川生物医药产业集团创新事业部政策信息简报_20260921.docx
@@ -593,7 +593,7 @@
                 <w:color w:val="000000"/>
                 <w:sz w:val="24"/>
               </w:rPr>
-              <w:t>国家卫生健康委 国家发展改革委 财政部 国家医保局 国家中医药局 国家疾控局 中央军委　后勤保障部卫生局关于进一步推进医疗机构检查检验结果互认的指导意见</w:t>
+              <w:t>国家药监局药审中心关于发布《放射性治疗药物申报上市临床风险管理计划技术指导原则》的通告（2025年第5号）</w:t>
             </w:r>
           </w:p>
         </w:tc>
@@ -622,7 +622,7 @@
                 <w:color w:val="000000"/>
                 <w:sz w:val="24"/>
               </w:rPr>
-              <w:t>国务院政策文件库</w:t>
+              <w:t>国家药监局药审中心（CDE）</w:t>
             </w:r>
           </w:p>
         </w:tc>
@@ -651,7 +651,7 @@
                 <w:color w:val="000000"/>
                 <w:sz w:val="24"/>
               </w:rPr>
-              <w:t>2025-02-10</w:t>
+              <w:t>2025-01-16</w:t>
             </w:r>
           </w:p>
         </w:tc>
@@ -711,7 +711,7 @@
                 <w:color w:val="000000"/>
                 <w:sz w:val="24"/>
               </w:rPr>
-              <w:t>国家卫生健康委 工业和信息化部 国家医保局 国家中医药局 国家疾控局 国家药监局关于　改革完善基层药品联动管理机制扩大基层药品种类的意见</w:t>
+              <w:t>国家医疗保障局关于开展2025年定点医药机构违法违规使用医保基金自查自纠工作的通知</w:t>
             </w:r>
           </w:p>
         </w:tc>
@@ -740,7 +740,7 @@
                 <w:color w:val="000000"/>
                 <w:sz w:val="24"/>
               </w:rPr>
-              <w:t>国务院政策文件库</w:t>
+              <w:t>国家药品监督管理局</w:t>
             </w:r>
           </w:p>
         </w:tc>
@@ -769,7 +769,7 @@
                 <w:color w:val="000000"/>
                 <w:sz w:val="24"/>
               </w:rPr>
-              <w:t>2025-02-10</w:t>
+              <w:t>2025-01-11</w:t>
             </w:r>
           </w:p>
         </w:tc>
@@ -829,7 +829,7 @@
                 <w:color w:val="000000"/>
                 <w:sz w:val="24"/>
               </w:rPr>
-              <w:t>国家医疗保障局办公室关于印发《按病种付费医疗保障经办管理规程（2025版）》的通知</w:t>
+              <w:t>国家医疗保障局办公室关于印发《医疗保障定点医药机构相关人员医保支付资格管理经办规程（试行）》的通知</w:t>
             </w:r>
           </w:p>
         </w:tc>
@@ -858,7 +858,7 @@
                 <w:color w:val="000000"/>
                 <w:sz w:val="24"/>
               </w:rPr>
-              <w:t>国家医保局</w:t>
+              <w:t>国家药品监督管理局</w:t>
             </w:r>
           </w:p>
         </w:tc>
@@ -887,7 +887,7 @@
                 <w:color w:val="000000"/>
                 <w:sz w:val="24"/>
               </w:rPr>
-              <w:t>2025-01-28</w:t>
+              <w:t>2025-01-10</w:t>
             </w:r>
           </w:p>
         </w:tc>
@@ -947,7 +947,7 @@
                 <w:color w:val="000000"/>
                 <w:sz w:val="24"/>
               </w:rPr>
-              <w:t>国家医疗保障局办公室关于建立医保数据工作组更好赋能医疗机构发展的通知</w:t>
+              <w:t>上海市科委关于印发《上海市脑机接口未来产业培育行动方案（2025-2030年）》的通知（沪科〔2025〕5号）</w:t>
             </w:r>
           </w:p>
         </w:tc>
@@ -976,7 +976,7 @@
                 <w:color w:val="000000"/>
                 <w:sz w:val="24"/>
               </w:rPr>
-              <w:t>国家医保局办公室</w:t>
+              <w:t>上海市科学技术委员会</w:t>
             </w:r>
           </w:p>
         </w:tc>
@@ -1005,7 +1005,7 @@
                 <w:color w:val="000000"/>
                 <w:sz w:val="24"/>
               </w:rPr>
-              <w:t>2025-01-26</w:t>
+              <w:t>2025-01-10</w:t>
             </w:r>
           </w:p>
         </w:tc>
@@ -1065,7 +1065,7 @@
                 <w:color w:val="000000"/>
                 <w:sz w:val="24"/>
               </w:rPr>
-              <w:t>国家医疗保障局办公室关于推进基本医保基金即时结算改革的通知</w:t>
+              <w:t>国家医疗保障局办公室关于进一步加强劳动者医疗保障权益维护工作的通知</w:t>
             </w:r>
           </w:p>
         </w:tc>
@@ -1094,7 +1094,7 @@
                 <w:color w:val="000000"/>
                 <w:sz w:val="24"/>
               </w:rPr>
-              <w:t>国家医保局办公室</w:t>
+              <w:t>国家医疗保障局</w:t>
             </w:r>
           </w:p>
         </w:tc>
@@ -1123,7 +1123,7 @@
                 <w:color w:val="000000"/>
                 <w:sz w:val="24"/>
               </w:rPr>
-              <w:t>2025-01-16</w:t>
+              <w:t>2025-01-08</w:t>
             </w:r>
           </w:p>
         </w:tc>
@@ -1355,7 +1355,7 @@
           <w:color w:val="000000"/>
           <w:sz w:val="24"/>
         </w:rPr>
-        <w:t>4. 《国家卫生健康委 国家发展改革委 财政部 国家医保局 国家中医药局 国家疾控局 中央军委　后勤保障部卫生局关于进一步推进医疗机构检查检验结果互认的指导意见》（发布机关：国务院政策文件库，发布日期：2025-02-10）</w:t>
+        <w:t>4. 《国家药监局药审中心关于发布《放射性治疗药物申报上市临床风险管理计划技术指导原则》的通告（2025年第5号）》（发布机关：国家药监局药审中心（CDE），发布日期：2025-01-16）</w:t>
       </w:r>
     </w:p>
     <w:p>
@@ -1372,7 +1372,7 @@
           <w:color w:val="000000"/>
           <w:sz w:val="24"/>
         </w:rPr>
-        <w:t>文件主要内容与核心要点：国家卫生健康委 国家发展改革委 财政部 国家医保局 国家中医药局 国家疾控局 中央军委　后勤保障部卫生局关于进一步推进医疗机构检查检验结果互认的指导意见</w:t>
+        <w:t>文件主要内容与核心要点：【核药审评技术标准】明确放射性治疗药物（RDC等核药）申报上市时临床风险管理计划的制定要求，自发布之日起施行，是核药企业注册申报的直接依据。（原文见药审中心官网，本链接为中国食品药品网全文转载）</w:t>
       </w:r>
       <w:r>
         <w:rPr>
@@ -1393,7 +1393,7 @@
           <w:sz w:val="24"/>
           <w:u w:val="single"/>
         </w:rPr>
-        <w:t>https://www.gov.cn/gongbao/2025/issue_11846/202502/content_7002779.html</w:t>
+        <w:t>https://cs.cnpharm.com/c/2025-01-16/1065061.shtml</w:t>
       </w:r>
       <w:r>
         <w:rPr>
@@ -1420,7 +1420,7 @@
           <w:color w:val="000000"/>
           <w:sz w:val="24"/>
         </w:rPr>
-        <w:t>5. 《国家卫生健康委 工业和信息化部 国家医保局 国家中医药局 国家疾控局 国家药监局关于　改革完善基层药品联动管理机制扩大基层药品种类的意见》（发布机关：国务院政策文件库，发布日期：2025-02-10）</w:t>
+        <w:t>5. 《国家医疗保障局关于开展2025年定点医药机构违法违规使用医保基金自查自纠工作的通知》（发布机关：国家药品监督管理局，发布日期：2025-01-11）</w:t>
       </w:r>
     </w:p>
     <w:p>
@@ -1437,7 +1437,7 @@
           <w:color w:val="000000"/>
           <w:sz w:val="24"/>
         </w:rPr>
-        <w:t>文件主要内容与核心要点：国家卫生健康委 工业和信息化部 国家医保局 国家中医药局 国家疾控局 国家药监局关于　改革完善基层药品联动管理机制扩大基层药品种类的意见</w:t>
+        <w:t>文件主要内容与核心要点：国家医疗保障局关于开展2025年定点医药机构违法违规使用医保基金自查自纠工作的通知</w:t>
       </w:r>
       <w:r>
         <w:rPr>
@@ -1458,7 +1458,7 @@
           <w:sz w:val="24"/>
           <w:u w:val="single"/>
         </w:rPr>
-        <w:t>https://www.gov.cn/gongbao/2025/issue_11846/202502/content_7002778.html</w:t>
+        <w:t>https://www.gov.cn/zhengce/zhengceku/202501/content_6997949.htm</w:t>
       </w:r>
       <w:r>
         <w:rPr>
@@ -1485,7 +1485,7 @@
           <w:color w:val="000000"/>
           <w:sz w:val="24"/>
         </w:rPr>
-        <w:t>6. 《国家医疗保障局办公室关于印发《按病种付费医疗保障经办管理规程（2025版）》的通知》（发布机关：国家医保局，发布日期：2025-01-28）</w:t>
+        <w:t>6. 《国家医疗保障局办公室关于印发《医疗保障定点医药机构相关人员医保支付资格管理经办规程（试行）》的通知》（发布机关：国家药品监督管理局，发布日期：2025-01-10）</w:t>
       </w:r>
     </w:p>
     <w:p>
@@ -1502,7 +1502,7 @@
           <w:color w:val="000000"/>
           <w:sz w:val="24"/>
         </w:rPr>
-        <w:t>文件主要内容与核心要点：国家医疗保障局办公室关于印发《按病种付费医疗保障经办管理规程（2025版）》的通知</w:t>
+        <w:t>文件主要内容与核心要点：国家医疗保障局办公室关于印发《医疗保障定点医药机构相关人员医保支付资格管理经办规程（试行）》的通知</w:t>
       </w:r>
       <w:r>
         <w:rPr>
@@ -1523,7 +1523,7 @@
           <w:sz w:val="24"/>
           <w:u w:val="single"/>
         </w:rPr>
-        <w:t>https://www.gov.cn/zhengce/zhengceku/202501/content_7001559.htm</w:t>
+        <w:t>https://www.gov.cn/zhengce/zhengceku/202501/content_6997677.htm</w:t>
       </w:r>
       <w:r>
         <w:rPr>
@@ -1550,7 +1550,7 @@
           <w:color w:val="000000"/>
           <w:sz w:val="24"/>
         </w:rPr>
-        <w:t>7. 《国家医疗保障局办公室关于建立医保数据工作组更好赋能医疗机构发展的通知》（发布机关：国家医保局办公室，发布日期：2025-01-26）</w:t>
+        <w:t>7. 《上海市科委关于印发《上海市脑机接口未来产业培育行动方案（2025-2030年）》的通知（沪科〔2025〕5号）》（发布机关：上海市科学技术委员会，发布日期：2025-01-10）</w:t>
       </w:r>
     </w:p>
     <w:p>
@@ -1567,7 +1567,7 @@
           <w:color w:val="000000"/>
           <w:sz w:val="24"/>
         </w:rPr>
-        <w:t>文件主要内容与核心要点：国家医疗保障局办公室关于建立医保数据工作组更好赋能医疗机构发展的通知</w:t>
+        <w:t>文件主要内容与核心要点：【省级竞争格局参考】上海布局脑机接口未来产业：2027年前实现高质量脑控，侵入式产品完成临床试验；2030年培育2-3家全球影响力企业，打造未来产业集群。</w:t>
       </w:r>
       <w:r>
         <w:rPr>
@@ -1588,7 +1588,7 @@
           <w:sz w:val="24"/>
           <w:u w:val="single"/>
         </w:rPr>
-        <w:t>https://www.gov.cn/zhengce/zhengceku/202501/content_7001261.htm</w:t>
+        <w:t>https://www.shanghai.gov.cn/nw12344/20250110/312238cb2b1248c2898dade518460a30.html</w:t>
       </w:r>
       <w:r>
         <w:rPr>
@@ -1615,7 +1615,7 @@
           <w:color w:val="000000"/>
           <w:sz w:val="24"/>
         </w:rPr>
-        <w:t>8. 《国家医疗保障局办公室关于推进基本医保基金即时结算改革的通知》（发布机关：国家医保局办公室，发布日期：2025-01-16）</w:t>
+        <w:t>8. 《国家医疗保障局办公室关于进一步加强劳动者医疗保障权益维护工作的通知》（发布机关：国家医疗保障局，发布日期：2025-01-08）</w:t>
       </w:r>
     </w:p>
     <w:p>
@@ -1632,7 +1632,7 @@
           <w:color w:val="000000"/>
           <w:sz w:val="24"/>
         </w:rPr>
-        <w:t>文件主要内容与核心要点：国家医疗保障局办公室关于推进基本医保基金即时结算改革的通知</w:t>
+        <w:t>文件主要内容与核心要点：国家医疗保障局办公室关于进一步加强劳动者医疗保障权益维护工作的通知</w:t>
       </w:r>
       <w:r>
         <w:rPr>
@@ -1653,7 +1653,7 @@
           <w:sz w:val="24"/>
           <w:u w:val="single"/>
         </w:rPr>
-        <w:t>https://www.gov.cn/zhengce/zhengceku/202501/content_6999163.htm</w:t>
+        <w:t>https://www.gov.cn/zhengce/zhengceku/202501/content_6996934.htm</w:t>
       </w:r>
       <w:r>
         <w:rPr>
